--- a/Notes.docx
+++ b/Notes.docx
@@ -84,6 +84,7 @@
         </w:rPr>
         <w:t xml:space="preserve"> </w:t>
       </w:r>
+      <w:proofErr w:type="gramStart"/>
       <w:r>
         <w:rPr>
           <w:rFonts w:ascii=".AppleSystemUIFont" w:eastAsia="Times New Roman" w:hAnsi=".AppleSystemUIFont" w:cs="Times New Roman"/>
@@ -91,10 +92,1387 @@
           <w:kern w:val="0"/>
           <w14:ligatures w14:val="none"/>
         </w:rPr>
-        <w:t>Pre-written, standard code that you’re expected to use or modify slightly — but not redesign from scratch</w:t>
+        <w:t>Pre-written</w:t>
+      </w:r>
+      <w:proofErr w:type="gramEnd"/>
+      <w:r>
+        <w:rPr>
+          <w:rFonts w:ascii=".AppleSystemUIFont" w:eastAsia="Times New Roman" w:hAnsi=".AppleSystemUIFont" w:cs="Times New Roman"/>
+          <w:color w:val="0E0E0E"/>
+          <w:kern w:val="0"/>
+          <w14:ligatures w14:val="none"/>
+        </w:rPr>
+        <w:t>, standard code that you’re expected to use or modify slightly — but not redesign from scratch</w:t>
       </w:r>
     </w:p>
-    <w:p/>
+    <w:tbl>
+      <w:tblPr>
+        <w:tblStyle w:val="TableGridLight"/>
+        <w:tblW w:w="0" w:type="auto"/>
+        <w:tblLook w:val="04A0" w:firstRow="1" w:lastRow="0" w:firstColumn="1" w:lastColumn="0" w:noHBand="0" w:noVBand="1"/>
+      </w:tblPr>
+      <w:tblGrid>
+        <w:gridCol w:w="1118"/>
+        <w:gridCol w:w="777"/>
+        <w:gridCol w:w="2715"/>
+        <w:gridCol w:w="3104"/>
+        <w:gridCol w:w="1636"/>
+      </w:tblGrid>
+      <w:tr>
+        <w:tc>
+          <w:tcPr>
+            <w:tcW w:w="0" w:type="auto"/>
+            <w:hideMark/>
+          </w:tcPr>
+          <w:p>
+            <w:pPr>
+              <w:spacing w:before="100" w:beforeAutospacing="1" w:after="100" w:afterAutospacing="1"/>
+              <w:jc w:val="center"/>
+              <w:rPr>
+                <w:rFonts w:ascii="Times New Roman" w:eastAsia="Times New Roman" w:hAnsi="Times New Roman" w:cs="Times New Roman"/>
+                <w:b/>
+                <w:bCs/>
+                <w:kern w:val="0"/>
+                <w14:ligatures w14:val="none"/>
+              </w:rPr>
+            </w:pPr>
+            <w:r>
+              <w:rPr>
+                <w:rFonts w:ascii="Times New Roman" w:eastAsia="Times New Roman" w:hAnsi="Times New Roman" w:cs="Times New Roman"/>
+                <w:b/>
+                <w:bCs/>
+                <w:kern w:val="0"/>
+                <w14:ligatures w14:val="none"/>
+              </w:rPr>
+              <w:t>Object</w:t>
+            </w:r>
+          </w:p>
+        </w:tc>
+        <w:tc>
+          <w:tcPr>
+            <w:tcW w:w="0" w:type="auto"/>
+            <w:hideMark/>
+          </w:tcPr>
+          <w:p>
+            <w:pPr>
+              <w:spacing w:before="100" w:beforeAutospacing="1" w:after="100" w:afterAutospacing="1"/>
+              <w:jc w:val="center"/>
+              <w:rPr>
+                <w:rFonts w:ascii="Times New Roman" w:eastAsia="Times New Roman" w:hAnsi="Times New Roman" w:cs="Times New Roman"/>
+                <w:b/>
+                <w:bCs/>
+                <w:kern w:val="0"/>
+                <w14:ligatures w14:val="none"/>
+              </w:rPr>
+            </w:pPr>
+            <w:r>
+              <w:rPr>
+                <w:rFonts w:ascii="Times New Roman" w:eastAsia="Times New Roman" w:hAnsi="Times New Roman" w:cs="Times New Roman"/>
+                <w:b/>
+                <w:bCs/>
+                <w:kern w:val="0"/>
+                <w14:ligatures w14:val="none"/>
+              </w:rPr>
+              <w:t>Rank</w:t>
+            </w:r>
+          </w:p>
+        </w:tc>
+        <w:tc>
+          <w:tcPr>
+            <w:tcW w:w="0" w:type="auto"/>
+            <w:hideMark/>
+          </w:tcPr>
+          <w:p>
+            <w:pPr>
+              <w:spacing w:before="100" w:beforeAutospacing="1" w:after="100" w:afterAutospacing="1"/>
+              <w:jc w:val="center"/>
+              <w:rPr>
+                <w:rFonts w:ascii="Times New Roman" w:eastAsia="Times New Roman" w:hAnsi="Times New Roman" w:cs="Times New Roman"/>
+                <w:b/>
+                <w:bCs/>
+                <w:kern w:val="0"/>
+                <w14:ligatures w14:val="none"/>
+              </w:rPr>
+            </w:pPr>
+            <w:r>
+              <w:rPr>
+                <w:rFonts w:ascii="Times New Roman" w:eastAsia="Times New Roman" w:hAnsi="Times New Roman" w:cs="Times New Roman"/>
+                <w:b/>
+                <w:bCs/>
+                <w:kern w:val="0"/>
+                <w14:ligatures w14:val="none"/>
+              </w:rPr>
+              <w:t>Example</w:t>
+            </w:r>
+          </w:p>
+        </w:tc>
+        <w:tc>
+          <w:tcPr>
+            <w:tcW w:w="0" w:type="auto"/>
+            <w:hideMark/>
+          </w:tcPr>
+          <w:p>
+            <w:pPr>
+              <w:spacing w:before="100" w:beforeAutospacing="1" w:after="100" w:afterAutospacing="1"/>
+              <w:jc w:val="center"/>
+              <w:rPr>
+                <w:rFonts w:ascii="Times New Roman" w:eastAsia="Times New Roman" w:hAnsi="Times New Roman" w:cs="Times New Roman"/>
+                <w:b/>
+                <w:bCs/>
+                <w:kern w:val="0"/>
+                <w14:ligatures w14:val="none"/>
+              </w:rPr>
+            </w:pPr>
+            <w:r>
+              <w:rPr>
+                <w:rFonts w:ascii="Times New Roman" w:eastAsia="Times New Roman" w:hAnsi="Times New Roman" w:cs="Times New Roman"/>
+                <w:b/>
+                <w:bCs/>
+                <w:kern w:val="0"/>
+                <w14:ligatures w14:val="none"/>
+              </w:rPr>
+              <w:t>Meaning</w:t>
+            </w:r>
+          </w:p>
+        </w:tc>
+        <w:tc>
+          <w:tcPr>
+            <w:tcW w:w="0" w:type="auto"/>
+            <w:hideMark/>
+          </w:tcPr>
+          <w:p>
+            <w:pPr>
+              <w:spacing w:before="100" w:beforeAutospacing="1" w:after="100" w:afterAutospacing="1"/>
+              <w:jc w:val="center"/>
+              <w:rPr>
+                <w:rFonts w:ascii="Times New Roman" w:eastAsia="Times New Roman" w:hAnsi="Times New Roman" w:cs="Times New Roman"/>
+                <w:b/>
+                <w:bCs/>
+                <w:kern w:val="0"/>
+                <w14:ligatures w14:val="none"/>
+              </w:rPr>
+            </w:pPr>
+            <w:r>
+              <w:rPr>
+                <w:rFonts w:ascii="Times New Roman" w:eastAsia="Times New Roman" w:hAnsi="Times New Roman" w:cs="Times New Roman"/>
+                <w:b/>
+                <w:bCs/>
+                <w:kern w:val="0"/>
+                <w14:ligatures w14:val="none"/>
+              </w:rPr>
+              <w:t>Shape</w:t>
+            </w:r>
+          </w:p>
+        </w:tc>
+      </w:tr>
+      <w:tr>
+        <w:tc>
+          <w:tcPr>
+            <w:tcW w:w="0" w:type="auto"/>
+            <w:hideMark/>
+          </w:tcPr>
+          <w:p>
+            <w:pPr>
+              <w:spacing w:before="100" w:beforeAutospacing="1" w:after="100" w:afterAutospacing="1"/>
+              <w:rPr>
+                <w:rFonts w:ascii="Times New Roman" w:eastAsia="Times New Roman" w:hAnsi="Times New Roman" w:cs="Times New Roman"/>
+                <w:kern w:val="0"/>
+                <w14:ligatures w14:val="none"/>
+              </w:rPr>
+            </w:pPr>
+            <w:r>
+              <w:rPr>
+                <w:rFonts w:ascii="Times New Roman" w:eastAsia="Times New Roman" w:hAnsi="Times New Roman" w:cs="Times New Roman"/>
+                <w:kern w:val="0"/>
+                <w14:ligatures w14:val="none"/>
+              </w:rPr>
+              <w:t>Scalar</w:t>
+            </w:r>
+          </w:p>
+        </w:tc>
+        <w:tc>
+          <w:tcPr>
+            <w:tcW w:w="0" w:type="auto"/>
+            <w:hideMark/>
+          </w:tcPr>
+          <w:p>
+            <w:pPr>
+              <w:spacing w:before="100" w:beforeAutospacing="1" w:after="100" w:afterAutospacing="1"/>
+              <w:rPr>
+                <w:rFonts w:ascii="Times New Roman" w:eastAsia="Times New Roman" w:hAnsi="Times New Roman" w:cs="Times New Roman"/>
+                <w:kern w:val="0"/>
+                <w14:ligatures w14:val="none"/>
+              </w:rPr>
+            </w:pPr>
+            <w:r>
+              <w:rPr>
+                <w:rFonts w:ascii="Times New Roman" w:eastAsia="Times New Roman" w:hAnsi="Times New Roman" w:cs="Times New Roman"/>
+                <w:kern w:val="0"/>
+                <w14:ligatures w14:val="none"/>
+              </w:rPr>
+              <w:t>0</w:t>
+            </w:r>
+          </w:p>
+        </w:tc>
+        <w:tc>
+          <w:tcPr>
+            <w:tcW w:w="0" w:type="auto"/>
+            <w:hideMark/>
+          </w:tcPr>
+          <w:p>
+            <w:pPr>
+              <w:spacing w:before="100" w:beforeAutospacing="1" w:after="100" w:afterAutospacing="1"/>
+              <w:rPr>
+                <w:rFonts w:ascii="Times New Roman" w:eastAsia="Times New Roman" w:hAnsi="Times New Roman" w:cs="Times New Roman"/>
+                <w:kern w:val="0"/>
+                <w14:ligatures w14:val="none"/>
+              </w:rPr>
+            </w:pPr>
+            <w:r>
+              <w:rPr>
+                <w:rFonts w:ascii="Times New Roman" w:eastAsia="Times New Roman" w:hAnsi="Times New Roman" w:cs="Times New Roman"/>
+                <w:kern w:val="0"/>
+                <w14:ligatures w14:val="none"/>
+              </w:rPr>
+              <w:t>5</w:t>
+            </w:r>
+          </w:p>
+        </w:tc>
+        <w:tc>
+          <w:tcPr>
+            <w:tcW w:w="0" w:type="auto"/>
+            <w:hideMark/>
+          </w:tcPr>
+          <w:p>
+            <w:pPr>
+              <w:spacing w:before="100" w:beforeAutospacing="1" w:after="100" w:afterAutospacing="1"/>
+              <w:rPr>
+                <w:rFonts w:ascii="Times New Roman" w:eastAsia="Times New Roman" w:hAnsi="Times New Roman" w:cs="Times New Roman"/>
+                <w:kern w:val="0"/>
+                <w14:ligatures w14:val="none"/>
+              </w:rPr>
+            </w:pPr>
+            <w:r>
+              <w:rPr>
+                <w:rFonts w:ascii="Times New Roman" w:eastAsia="Times New Roman" w:hAnsi="Times New Roman" w:cs="Times New Roman"/>
+                <w:kern w:val="0"/>
+                <w14:ligatures w14:val="none"/>
+              </w:rPr>
+              <w:t>Single number, magnitude only</w:t>
+            </w:r>
+          </w:p>
+        </w:tc>
+        <w:tc>
+          <w:tcPr>
+            <w:tcW w:w="0" w:type="auto"/>
+            <w:hideMark/>
+          </w:tcPr>
+          <w:p>
+            <w:pPr>
+              <w:spacing w:before="100" w:beforeAutospacing="1" w:after="100" w:afterAutospacing="1"/>
+              <w:rPr>
+                <w:rFonts w:ascii="Times New Roman" w:eastAsia="Times New Roman" w:hAnsi="Times New Roman" w:cs="Times New Roman"/>
+                <w:kern w:val="0"/>
+                <w14:ligatures w14:val="none"/>
+              </w:rPr>
+            </w:pPr>
+            <w:r>
+              <w:rPr>
+                <w:rFonts w:ascii="Times New Roman" w:eastAsia="Times New Roman" w:hAnsi="Times New Roman" w:cs="Times New Roman"/>
+                <w:kern w:val="0"/>
+                <w14:ligatures w14:val="none"/>
+              </w:rPr>
+              <w:t>()</w:t>
+            </w:r>
+          </w:p>
+        </w:tc>
+      </w:tr>
+      <w:tr>
+        <w:tc>
+          <w:tcPr>
+            <w:tcW w:w="0" w:type="auto"/>
+            <w:hideMark/>
+          </w:tcPr>
+          <w:p>
+            <w:pPr>
+              <w:spacing w:before="100" w:beforeAutospacing="1" w:after="100" w:afterAutospacing="1"/>
+              <w:rPr>
+                <w:rFonts w:ascii="Times New Roman" w:eastAsia="Times New Roman" w:hAnsi="Times New Roman" w:cs="Times New Roman"/>
+                <w:kern w:val="0"/>
+                <w14:ligatures w14:val="none"/>
+              </w:rPr>
+            </w:pPr>
+            <w:r>
+              <w:rPr>
+                <w:rFonts w:ascii="Times New Roman" w:eastAsia="Times New Roman" w:hAnsi="Times New Roman" w:cs="Times New Roman"/>
+                <w:kern w:val="0"/>
+                <w14:ligatures w14:val="none"/>
+              </w:rPr>
+              <w:t>Vector</w:t>
+            </w:r>
+          </w:p>
+        </w:tc>
+        <w:tc>
+          <w:tcPr>
+            <w:tcW w:w="0" w:type="auto"/>
+            <w:hideMark/>
+          </w:tcPr>
+          <w:p>
+            <w:pPr>
+              <w:spacing w:before="100" w:beforeAutospacing="1" w:after="100" w:afterAutospacing="1"/>
+              <w:rPr>
+                <w:rFonts w:ascii="Times New Roman" w:eastAsia="Times New Roman" w:hAnsi="Times New Roman" w:cs="Times New Roman"/>
+                <w:kern w:val="0"/>
+                <w14:ligatures w14:val="none"/>
+              </w:rPr>
+            </w:pPr>
+            <w:r>
+              <w:rPr>
+                <w:rFonts w:ascii="Times New Roman" w:eastAsia="Times New Roman" w:hAnsi="Times New Roman" w:cs="Times New Roman"/>
+                <w:kern w:val="0"/>
+                <w14:ligatures w14:val="none"/>
+              </w:rPr>
+              <w:t>1</w:t>
+            </w:r>
+          </w:p>
+        </w:tc>
+        <w:tc>
+          <w:tcPr>
+            <w:tcW w:w="0" w:type="auto"/>
+            <w:hideMark/>
+          </w:tcPr>
+          <w:p>
+            <w:pPr>
+              <w:spacing w:before="100" w:beforeAutospacing="1" w:after="100" w:afterAutospacing="1"/>
+              <w:rPr>
+                <w:rFonts w:ascii="Times New Roman" w:eastAsia="Times New Roman" w:hAnsi="Times New Roman" w:cs="Times New Roman"/>
+                <w:kern w:val="0"/>
+                <w14:ligatures w14:val="none"/>
+              </w:rPr>
+            </w:pPr>
+            <w:r>
+              <w:rPr>
+                <w:rFonts w:ascii="Times New Roman" w:eastAsia="Times New Roman" w:hAnsi="Times New Roman" w:cs="Times New Roman"/>
+                <w:kern w:val="0"/>
+                <w14:ligatures w14:val="none"/>
+              </w:rPr>
+              <w:t>[1, 2, 3]</w:t>
+            </w:r>
+          </w:p>
+        </w:tc>
+        <w:tc>
+          <w:tcPr>
+            <w:tcW w:w="0" w:type="auto"/>
+            <w:hideMark/>
+          </w:tcPr>
+          <w:p>
+            <w:pPr>
+              <w:spacing w:before="100" w:beforeAutospacing="1" w:after="100" w:afterAutospacing="1"/>
+              <w:rPr>
+                <w:rFonts w:ascii="Times New Roman" w:eastAsia="Times New Roman" w:hAnsi="Times New Roman" w:cs="Times New Roman"/>
+                <w:kern w:val="0"/>
+                <w14:ligatures w14:val="none"/>
+              </w:rPr>
+            </w:pPr>
+            <w:r>
+              <w:rPr>
+                <w:rFonts w:ascii="Times New Roman" w:eastAsia="Times New Roman" w:hAnsi="Times New Roman" w:cs="Times New Roman"/>
+                <w:kern w:val="0"/>
+                <w14:ligatures w14:val="none"/>
+              </w:rPr>
+              <w:t>Ordered numbers, magnitude + direction</w:t>
+            </w:r>
+          </w:p>
+        </w:tc>
+        <w:tc>
+          <w:tcPr>
+            <w:tcW w:w="0" w:type="auto"/>
+            <w:hideMark/>
+          </w:tcPr>
+          <w:p>
+            <w:pPr>
+              <w:spacing w:before="100" w:beforeAutospacing="1" w:after="100" w:afterAutospacing="1"/>
+              <w:rPr>
+                <w:rFonts w:ascii="Times New Roman" w:eastAsia="Times New Roman" w:hAnsi="Times New Roman" w:cs="Times New Roman"/>
+                <w:kern w:val="0"/>
+                <w14:ligatures w14:val="none"/>
+              </w:rPr>
+            </w:pPr>
+            <w:r>
+              <w:rPr>
+                <w:rFonts w:ascii="Times New Roman" w:eastAsia="Times New Roman" w:hAnsi="Times New Roman" w:cs="Times New Roman"/>
+                <w:kern w:val="0"/>
+                <w14:ligatures w14:val="none"/>
+              </w:rPr>
+              <w:t>(3,)</w:t>
+            </w:r>
+          </w:p>
+        </w:tc>
+      </w:tr>
+      <w:tr>
+        <w:tc>
+          <w:tcPr>
+            <w:tcW w:w="0" w:type="auto"/>
+            <w:hideMark/>
+          </w:tcPr>
+          <w:p>
+            <w:pPr>
+              <w:spacing w:before="100" w:beforeAutospacing="1" w:after="100" w:afterAutospacing="1"/>
+              <w:rPr>
+                <w:rFonts w:ascii="Times New Roman" w:eastAsia="Times New Roman" w:hAnsi="Times New Roman" w:cs="Times New Roman"/>
+                <w:kern w:val="0"/>
+                <w14:ligatures w14:val="none"/>
+              </w:rPr>
+            </w:pPr>
+            <w:r>
+              <w:rPr>
+                <w:rFonts w:ascii="Times New Roman" w:eastAsia="Times New Roman" w:hAnsi="Times New Roman" w:cs="Times New Roman"/>
+                <w:kern w:val="0"/>
+                <w14:ligatures w14:val="none"/>
+              </w:rPr>
+              <w:t>Matrix</w:t>
+            </w:r>
+          </w:p>
+        </w:tc>
+        <w:tc>
+          <w:tcPr>
+            <w:tcW w:w="0" w:type="auto"/>
+            <w:hideMark/>
+          </w:tcPr>
+          <w:p>
+            <w:pPr>
+              <w:spacing w:before="100" w:beforeAutospacing="1" w:after="100" w:afterAutospacing="1"/>
+              <w:rPr>
+                <w:rFonts w:ascii="Times New Roman" w:eastAsia="Times New Roman" w:hAnsi="Times New Roman" w:cs="Times New Roman"/>
+                <w:kern w:val="0"/>
+                <w14:ligatures w14:val="none"/>
+              </w:rPr>
+            </w:pPr>
+            <w:r>
+              <w:rPr>
+                <w:rFonts w:ascii="Times New Roman" w:eastAsia="Times New Roman" w:hAnsi="Times New Roman" w:cs="Times New Roman"/>
+                <w:kern w:val="0"/>
+                <w14:ligatures w14:val="none"/>
+              </w:rPr>
+              <w:t>2</w:t>
+            </w:r>
+          </w:p>
+        </w:tc>
+        <w:tc>
+          <w:tcPr>
+            <w:tcW w:w="0" w:type="auto"/>
+            <w:hideMark/>
+          </w:tcPr>
+          <w:p>
+            <w:pPr>
+              <w:spacing w:before="100" w:beforeAutospacing="1" w:after="100" w:afterAutospacing="1"/>
+              <w:rPr>
+                <w:rFonts w:ascii="Times New Roman" w:eastAsia="Times New Roman" w:hAnsi="Times New Roman" w:cs="Times New Roman"/>
+                <w:kern w:val="0"/>
+                <w14:ligatures w14:val="none"/>
+              </w:rPr>
+            </w:pPr>
+            <w:r>
+              <w:rPr>
+                <w:rFonts w:ascii="Times New Roman" w:eastAsia="Times New Roman" w:hAnsi="Times New Roman" w:cs="Times New Roman"/>
+                <w:kern w:val="0"/>
+                <w14:ligatures w14:val="none"/>
+              </w:rPr>
+              <w:t>[[1,2</w:t>
+            </w:r>
+            <w:proofErr w:type="gramStart"/>
+            <w:r>
+              <w:rPr>
+                <w:rFonts w:ascii="Times New Roman" w:eastAsia="Times New Roman" w:hAnsi="Times New Roman" w:cs="Times New Roman"/>
+                <w:kern w:val="0"/>
+                <w14:ligatures w14:val="none"/>
+              </w:rPr>
+              <w:t>],[</w:t>
+            </w:r>
+            <w:proofErr w:type="gramEnd"/>
+            <w:r>
+              <w:rPr>
+                <w:rFonts w:ascii="Times New Roman" w:eastAsia="Times New Roman" w:hAnsi="Times New Roman" w:cs="Times New Roman"/>
+                <w:kern w:val="0"/>
+                <w14:ligatures w14:val="none"/>
+              </w:rPr>
+              <w:t>3,4]]</w:t>
+            </w:r>
+          </w:p>
+        </w:tc>
+        <w:tc>
+          <w:tcPr>
+            <w:tcW w:w="0" w:type="auto"/>
+            <w:hideMark/>
+          </w:tcPr>
+          <w:p>
+            <w:pPr>
+              <w:spacing w:before="100" w:beforeAutospacing="1" w:after="100" w:afterAutospacing="1"/>
+              <w:rPr>
+                <w:rFonts w:ascii="Times New Roman" w:eastAsia="Times New Roman" w:hAnsi="Times New Roman" w:cs="Times New Roman"/>
+                <w:kern w:val="0"/>
+                <w14:ligatures w14:val="none"/>
+              </w:rPr>
+            </w:pPr>
+            <w:r>
+              <w:rPr>
+                <w:rFonts w:ascii="Times New Roman" w:eastAsia="Times New Roman" w:hAnsi="Times New Roman" w:cs="Times New Roman"/>
+                <w:kern w:val="0"/>
+                <w14:ligatures w14:val="none"/>
+              </w:rPr>
+              <w:t>2D array, transforms vectors</w:t>
+            </w:r>
+          </w:p>
+        </w:tc>
+        <w:tc>
+          <w:tcPr>
+            <w:tcW w:w="0" w:type="auto"/>
+            <w:hideMark/>
+          </w:tcPr>
+          <w:p>
+            <w:pPr>
+              <w:spacing w:before="100" w:beforeAutospacing="1" w:after="100" w:afterAutospacing="1"/>
+              <w:rPr>
+                <w:rFonts w:ascii="Times New Roman" w:eastAsia="Times New Roman" w:hAnsi="Times New Roman" w:cs="Times New Roman"/>
+                <w:kern w:val="0"/>
+                <w14:ligatures w14:val="none"/>
+              </w:rPr>
+            </w:pPr>
+            <w:r>
+              <w:rPr>
+                <w:rFonts w:ascii="Times New Roman" w:eastAsia="Times New Roman" w:hAnsi="Times New Roman" w:cs="Times New Roman"/>
+                <w:kern w:val="0"/>
+                <w14:ligatures w14:val="none"/>
+              </w:rPr>
+              <w:t>(2,2)</w:t>
+            </w:r>
+          </w:p>
+        </w:tc>
+      </w:tr>
+      <w:tr>
+        <w:tc>
+          <w:tcPr>
+            <w:tcW w:w="0" w:type="auto"/>
+            <w:hideMark/>
+          </w:tcPr>
+          <w:p>
+            <w:pPr>
+              <w:spacing w:before="100" w:beforeAutospacing="1" w:after="100" w:afterAutospacing="1"/>
+              <w:rPr>
+                <w:rFonts w:ascii="Times New Roman" w:eastAsia="Times New Roman" w:hAnsi="Times New Roman" w:cs="Times New Roman"/>
+                <w:kern w:val="0"/>
+                <w14:ligatures w14:val="none"/>
+              </w:rPr>
+            </w:pPr>
+            <w:r>
+              <w:rPr>
+                <w:rFonts w:ascii="Times New Roman" w:eastAsia="Times New Roman" w:hAnsi="Times New Roman" w:cs="Times New Roman"/>
+                <w:kern w:val="0"/>
+                <w14:ligatures w14:val="none"/>
+              </w:rPr>
+              <w:t>Tensor (3D)</w:t>
+            </w:r>
+          </w:p>
+        </w:tc>
+        <w:tc>
+          <w:tcPr>
+            <w:tcW w:w="0" w:type="auto"/>
+            <w:hideMark/>
+          </w:tcPr>
+          <w:p>
+            <w:pPr>
+              <w:spacing w:before="100" w:beforeAutospacing="1" w:after="100" w:afterAutospacing="1"/>
+              <w:rPr>
+                <w:rFonts w:ascii="Times New Roman" w:eastAsia="Times New Roman" w:hAnsi="Times New Roman" w:cs="Times New Roman"/>
+                <w:kern w:val="0"/>
+                <w14:ligatures w14:val="none"/>
+              </w:rPr>
+            </w:pPr>
+            <w:r>
+              <w:rPr>
+                <w:rFonts w:ascii="Times New Roman" w:eastAsia="Times New Roman" w:hAnsi="Times New Roman" w:cs="Times New Roman"/>
+                <w:kern w:val="0"/>
+                <w14:ligatures w14:val="none"/>
+              </w:rPr>
+              <w:t>3</w:t>
+            </w:r>
+          </w:p>
+        </w:tc>
+        <w:tc>
+          <w:tcPr>
+            <w:tcW w:w="0" w:type="auto"/>
+            <w:hideMark/>
+          </w:tcPr>
+          <w:p>
+            <w:pPr>
+              <w:spacing w:before="100" w:beforeAutospacing="1" w:after="100" w:afterAutospacing="1"/>
+              <w:rPr>
+                <w:rFonts w:ascii="Times New Roman" w:eastAsia="Times New Roman" w:hAnsi="Times New Roman" w:cs="Times New Roman"/>
+                <w:kern w:val="0"/>
+                <w14:ligatures w14:val="none"/>
+              </w:rPr>
+            </w:pPr>
+            <w:r>
+              <w:rPr>
+                <w:rFonts w:ascii="Times New Roman" w:eastAsia="Times New Roman" w:hAnsi="Times New Roman" w:cs="Times New Roman"/>
+                <w:kern w:val="0"/>
+                <w14:ligatures w14:val="none"/>
+              </w:rPr>
+              <w:t>[[[1,2</w:t>
+            </w:r>
+            <w:proofErr w:type="gramStart"/>
+            <w:r>
+              <w:rPr>
+                <w:rFonts w:ascii="Times New Roman" w:eastAsia="Times New Roman" w:hAnsi="Times New Roman" w:cs="Times New Roman"/>
+                <w:kern w:val="0"/>
+                <w14:ligatures w14:val="none"/>
+              </w:rPr>
+              <w:t>],[</w:t>
+            </w:r>
+            <w:proofErr w:type="gramEnd"/>
+            <w:r>
+              <w:rPr>
+                <w:rFonts w:ascii="Times New Roman" w:eastAsia="Times New Roman" w:hAnsi="Times New Roman" w:cs="Times New Roman"/>
+                <w:kern w:val="0"/>
+                <w14:ligatures w14:val="none"/>
+              </w:rPr>
+              <w:t>3,4]</w:t>
+            </w:r>
+            <w:proofErr w:type="gramStart"/>
+            <w:r>
+              <w:rPr>
+                <w:rFonts w:ascii="Times New Roman" w:eastAsia="Times New Roman" w:hAnsi="Times New Roman" w:cs="Times New Roman"/>
+                <w:kern w:val="0"/>
+                <w14:ligatures w14:val="none"/>
+              </w:rPr>
+              <w:t>],[</w:t>
+            </w:r>
+            <w:proofErr w:type="gramEnd"/>
+            <w:r>
+              <w:rPr>
+                <w:rFonts w:ascii="Times New Roman" w:eastAsia="Times New Roman" w:hAnsi="Times New Roman" w:cs="Times New Roman"/>
+                <w:kern w:val="0"/>
+                <w14:ligatures w14:val="none"/>
+              </w:rPr>
+              <w:t>[5,6</w:t>
+            </w:r>
+            <w:proofErr w:type="gramStart"/>
+            <w:r>
+              <w:rPr>
+                <w:rFonts w:ascii="Times New Roman" w:eastAsia="Times New Roman" w:hAnsi="Times New Roman" w:cs="Times New Roman"/>
+                <w:kern w:val="0"/>
+                <w14:ligatures w14:val="none"/>
+              </w:rPr>
+              <w:t>],[</w:t>
+            </w:r>
+            <w:proofErr w:type="gramEnd"/>
+            <w:r>
+              <w:rPr>
+                <w:rFonts w:ascii="Times New Roman" w:eastAsia="Times New Roman" w:hAnsi="Times New Roman" w:cs="Times New Roman"/>
+                <w:kern w:val="0"/>
+                <w14:ligatures w14:val="none"/>
+              </w:rPr>
+              <w:t>7,8]]]</w:t>
+            </w:r>
+          </w:p>
+        </w:tc>
+        <w:tc>
+          <w:tcPr>
+            <w:tcW w:w="0" w:type="auto"/>
+            <w:hideMark/>
+          </w:tcPr>
+          <w:p>
+            <w:pPr>
+              <w:spacing w:before="100" w:beforeAutospacing="1" w:after="100" w:afterAutospacing="1"/>
+              <w:rPr>
+                <w:rFonts w:ascii="Times New Roman" w:eastAsia="Times New Roman" w:hAnsi="Times New Roman" w:cs="Times New Roman"/>
+                <w:kern w:val="0"/>
+                <w14:ligatures w14:val="none"/>
+              </w:rPr>
+            </w:pPr>
+            <w:r>
+              <w:rPr>
+                <w:rFonts w:ascii="Times New Roman" w:eastAsia="Times New Roman" w:hAnsi="Times New Roman" w:cs="Times New Roman"/>
+                <w:kern w:val="0"/>
+                <w14:ligatures w14:val="none"/>
+              </w:rPr>
+              <w:t>3D array, multidirectional relation</w:t>
+            </w:r>
+          </w:p>
+        </w:tc>
+        <w:tc>
+          <w:tcPr>
+            <w:tcW w:w="0" w:type="auto"/>
+            <w:hideMark/>
+          </w:tcPr>
+          <w:p>
+            <w:pPr>
+              <w:spacing w:before="100" w:beforeAutospacing="1" w:after="100" w:afterAutospacing="1"/>
+              <w:rPr>
+                <w:rFonts w:ascii="Times New Roman" w:eastAsia="Times New Roman" w:hAnsi="Times New Roman" w:cs="Times New Roman"/>
+                <w:kern w:val="0"/>
+                <w14:ligatures w14:val="none"/>
+              </w:rPr>
+            </w:pPr>
+            <w:r>
+              <w:rPr>
+                <w:rFonts w:ascii="Times New Roman" w:eastAsia="Times New Roman" w:hAnsi="Times New Roman" w:cs="Times New Roman"/>
+                <w:kern w:val="0"/>
+                <w14:ligatures w14:val="none"/>
+              </w:rPr>
+              <w:t>(2,2,2)</w:t>
+            </w:r>
+          </w:p>
+        </w:tc>
+      </w:tr>
+      <w:tr>
+        <w:tc>
+          <w:tcPr>
+            <w:tcW w:w="0" w:type="auto"/>
+            <w:hideMark/>
+          </w:tcPr>
+          <w:p>
+            <w:pPr>
+              <w:spacing w:before="100" w:beforeAutospacing="1" w:after="100" w:afterAutospacing="1"/>
+              <w:rPr>
+                <w:rFonts w:ascii="Times New Roman" w:eastAsia="Times New Roman" w:hAnsi="Times New Roman" w:cs="Times New Roman"/>
+                <w:kern w:val="0"/>
+                <w14:ligatures w14:val="none"/>
+              </w:rPr>
+            </w:pPr>
+            <w:r>
+              <w:rPr>
+                <w:rFonts w:ascii="Times New Roman" w:eastAsia="Times New Roman" w:hAnsi="Times New Roman" w:cs="Times New Roman"/>
+                <w:kern w:val="0"/>
+                <w14:ligatures w14:val="none"/>
+              </w:rPr>
+              <w:t>Tensor (4D)</w:t>
+            </w:r>
+          </w:p>
+        </w:tc>
+        <w:tc>
+          <w:tcPr>
+            <w:tcW w:w="0" w:type="auto"/>
+            <w:hideMark/>
+          </w:tcPr>
+          <w:p>
+            <w:pPr>
+              <w:spacing w:before="100" w:beforeAutospacing="1" w:after="100" w:afterAutospacing="1"/>
+              <w:rPr>
+                <w:rFonts w:ascii="Times New Roman" w:eastAsia="Times New Roman" w:hAnsi="Times New Roman" w:cs="Times New Roman"/>
+                <w:kern w:val="0"/>
+                <w14:ligatures w14:val="none"/>
+              </w:rPr>
+            </w:pPr>
+            <w:r>
+              <w:rPr>
+                <w:rFonts w:ascii="Times New Roman" w:eastAsia="Times New Roman" w:hAnsi="Times New Roman" w:cs="Times New Roman"/>
+                <w:kern w:val="0"/>
+                <w14:ligatures w14:val="none"/>
+              </w:rPr>
+              <w:t>4</w:t>
+            </w:r>
+          </w:p>
+        </w:tc>
+        <w:tc>
+          <w:tcPr>
+            <w:tcW w:w="0" w:type="auto"/>
+            <w:hideMark/>
+          </w:tcPr>
+          <w:p>
+            <w:pPr>
+              <w:spacing w:before="100" w:beforeAutospacing="1" w:after="100" w:afterAutospacing="1"/>
+              <w:rPr>
+                <w:rFonts w:ascii="Times New Roman" w:eastAsia="Times New Roman" w:hAnsi="Times New Roman" w:cs="Times New Roman"/>
+                <w:kern w:val="0"/>
+                <w14:ligatures w14:val="none"/>
+              </w:rPr>
+            </w:pPr>
+            <w:r>
+              <w:rPr>
+                <w:rFonts w:ascii="Times New Roman" w:eastAsia="Times New Roman" w:hAnsi="Times New Roman" w:cs="Times New Roman"/>
+                <w:kern w:val="0"/>
+                <w14:ligatures w14:val="none"/>
+              </w:rPr>
+              <w:t>Batch of images</w:t>
+            </w:r>
+          </w:p>
+        </w:tc>
+        <w:tc>
+          <w:tcPr>
+            <w:tcW w:w="0" w:type="auto"/>
+            <w:hideMark/>
+          </w:tcPr>
+          <w:p>
+            <w:pPr>
+              <w:spacing w:before="100" w:beforeAutospacing="1" w:after="100" w:afterAutospacing="1"/>
+              <w:rPr>
+                <w:rFonts w:ascii="Times New Roman" w:eastAsia="Times New Roman" w:hAnsi="Times New Roman" w:cs="Times New Roman"/>
+                <w:kern w:val="0"/>
+                <w14:ligatures w14:val="none"/>
+              </w:rPr>
+            </w:pPr>
+            <w:r>
+              <w:rPr>
+                <w:rFonts w:ascii="Times New Roman" w:eastAsia="Times New Roman" w:hAnsi="Times New Roman" w:cs="Times New Roman"/>
+                <w:kern w:val="0"/>
+                <w14:ligatures w14:val="none"/>
+              </w:rPr>
+              <w:t>4D array, e.g., batch × height × width × channels</w:t>
+            </w:r>
+          </w:p>
+        </w:tc>
+        <w:tc>
+          <w:tcPr>
+            <w:tcW w:w="0" w:type="auto"/>
+            <w:hideMark/>
+          </w:tcPr>
+          <w:p>
+            <w:pPr>
+              <w:spacing w:before="100" w:beforeAutospacing="1" w:after="100" w:afterAutospacing="1"/>
+              <w:rPr>
+                <w:rFonts w:ascii="Times New Roman" w:eastAsia="Times New Roman" w:hAnsi="Times New Roman" w:cs="Times New Roman"/>
+                <w:kern w:val="0"/>
+                <w14:ligatures w14:val="none"/>
+              </w:rPr>
+            </w:pPr>
+            <w:r>
+              <w:rPr>
+                <w:rFonts w:ascii="Times New Roman" w:eastAsia="Times New Roman" w:hAnsi="Times New Roman" w:cs="Times New Roman"/>
+                <w:kern w:val="0"/>
+                <w14:ligatures w14:val="none"/>
+              </w:rPr>
+              <w:t>(32,224,224,3)</w:t>
+            </w:r>
+          </w:p>
+        </w:tc>
+      </w:tr>
+    </w:tbl>
+    <w:p>
+      <w:pPr>
+        <w:spacing w:before="100" w:beforeAutospacing="1" w:after="100" w:afterAutospacing="1" w:line="240" w:lineRule="auto"/>
+        <w:rPr>
+          <w:rFonts w:ascii="Times New Roman" w:eastAsia="Times New Roman" w:hAnsi="Times New Roman" w:cs="Times New Roman"/>
+          <w:kern w:val="0"/>
+          <w14:ligatures w14:val="none"/>
+        </w:rPr>
+      </w:pPr>
+    </w:p>
+    <w:tbl>
+      <w:tblPr>
+        <w:tblStyle w:val="TableGridLight"/>
+        <w:tblW w:w="0" w:type="auto"/>
+        <w:tblLook w:val="04A0" w:firstRow="1" w:lastRow="0" w:firstColumn="1" w:lastColumn="0" w:noHBand="0" w:noVBand="1"/>
+      </w:tblPr>
+      <w:tblGrid>
+        <w:gridCol w:w="670"/>
+        <w:gridCol w:w="1123"/>
+        <w:gridCol w:w="2083"/>
+      </w:tblGrid>
+      <w:tr>
+        <w:tc>
+          <w:tcPr>
+            <w:tcW w:w="0" w:type="auto"/>
+            <w:hideMark/>
+          </w:tcPr>
+          <w:p>
+            <w:pPr>
+              <w:spacing w:before="100" w:beforeAutospacing="1" w:after="100" w:afterAutospacing="1"/>
+              <w:jc w:val="center"/>
+              <w:rPr>
+                <w:rFonts w:ascii="Times New Roman" w:eastAsia="Times New Roman" w:hAnsi="Times New Roman" w:cs="Times New Roman"/>
+                <w:b/>
+                <w:bCs/>
+                <w:kern w:val="0"/>
+                <w14:ligatures w14:val="none"/>
+              </w:rPr>
+            </w:pPr>
+            <w:r>
+              <w:rPr>
+                <w:rFonts w:ascii="Times New Roman" w:eastAsia="Times New Roman" w:hAnsi="Times New Roman" w:cs="Times New Roman"/>
+                <w:b/>
+                <w:bCs/>
+                <w:kern w:val="0"/>
+                <w14:ligatures w14:val="none"/>
+              </w:rPr>
+              <w:t>Axis</w:t>
+            </w:r>
+          </w:p>
+        </w:tc>
+        <w:tc>
+          <w:tcPr>
+            <w:tcW w:w="0" w:type="auto"/>
+            <w:hideMark/>
+          </w:tcPr>
+          <w:p>
+            <w:pPr>
+              <w:spacing w:before="100" w:beforeAutospacing="1" w:after="100" w:afterAutospacing="1"/>
+              <w:jc w:val="center"/>
+              <w:rPr>
+                <w:rFonts w:ascii="Times New Roman" w:eastAsia="Times New Roman" w:hAnsi="Times New Roman" w:cs="Times New Roman"/>
+                <w:b/>
+                <w:bCs/>
+                <w:kern w:val="0"/>
+                <w14:ligatures w14:val="none"/>
+              </w:rPr>
+            </w:pPr>
+            <w:r>
+              <w:rPr>
+                <w:rFonts w:ascii="Times New Roman" w:eastAsia="Times New Roman" w:hAnsi="Times New Roman" w:cs="Times New Roman"/>
+                <w:b/>
+                <w:bCs/>
+                <w:kern w:val="0"/>
+                <w14:ligatures w14:val="none"/>
+              </w:rPr>
+              <w:t>Meaning</w:t>
+            </w:r>
+          </w:p>
+        </w:tc>
+        <w:tc>
+          <w:tcPr>
+            <w:tcW w:w="0" w:type="auto"/>
+            <w:hideMark/>
+          </w:tcPr>
+          <w:p>
+            <w:pPr>
+              <w:spacing w:before="100" w:beforeAutospacing="1" w:after="100" w:afterAutospacing="1"/>
+              <w:jc w:val="center"/>
+              <w:rPr>
+                <w:rFonts w:ascii="Times New Roman" w:eastAsia="Times New Roman" w:hAnsi="Times New Roman" w:cs="Times New Roman"/>
+                <w:b/>
+                <w:bCs/>
+                <w:kern w:val="0"/>
+                <w14:ligatures w14:val="none"/>
+              </w:rPr>
+            </w:pPr>
+            <w:r>
+              <w:rPr>
+                <w:rFonts w:ascii="Times New Roman" w:eastAsia="Times New Roman" w:hAnsi="Times New Roman" w:cs="Times New Roman"/>
+                <w:b/>
+                <w:bCs/>
+                <w:kern w:val="0"/>
+                <w14:ligatures w14:val="none"/>
+              </w:rPr>
+              <w:t>Size</w:t>
+            </w:r>
+          </w:p>
+        </w:tc>
+      </w:tr>
+      <w:tr>
+        <w:tc>
+          <w:tcPr>
+            <w:tcW w:w="0" w:type="auto"/>
+            <w:hideMark/>
+          </w:tcPr>
+          <w:p>
+            <w:pPr>
+              <w:spacing w:before="100" w:beforeAutospacing="1" w:after="100" w:afterAutospacing="1"/>
+              <w:rPr>
+                <w:rFonts w:ascii="Times New Roman" w:eastAsia="Times New Roman" w:hAnsi="Times New Roman" w:cs="Times New Roman"/>
+                <w:kern w:val="0"/>
+                <w14:ligatures w14:val="none"/>
+              </w:rPr>
+            </w:pPr>
+            <w:r>
+              <w:rPr>
+                <w:rFonts w:ascii="Times New Roman" w:eastAsia="Times New Roman" w:hAnsi="Times New Roman" w:cs="Times New Roman"/>
+                <w:kern w:val="0"/>
+                <w14:ligatures w14:val="none"/>
+              </w:rPr>
+              <w:t>0</w:t>
+            </w:r>
+          </w:p>
+        </w:tc>
+        <w:tc>
+          <w:tcPr>
+            <w:tcW w:w="0" w:type="auto"/>
+            <w:hideMark/>
+          </w:tcPr>
+          <w:p>
+            <w:pPr>
+              <w:spacing w:before="100" w:beforeAutospacing="1" w:after="100" w:afterAutospacing="1"/>
+              <w:rPr>
+                <w:rFonts w:ascii="Times New Roman" w:eastAsia="Times New Roman" w:hAnsi="Times New Roman" w:cs="Times New Roman"/>
+                <w:kern w:val="0"/>
+                <w14:ligatures w14:val="none"/>
+              </w:rPr>
+            </w:pPr>
+            <w:r>
+              <w:rPr>
+                <w:rFonts w:ascii="Times New Roman" w:eastAsia="Times New Roman" w:hAnsi="Times New Roman" w:cs="Times New Roman"/>
+                <w:kern w:val="0"/>
+                <w14:ligatures w14:val="none"/>
+              </w:rPr>
+              <w:t>height</w:t>
+            </w:r>
+          </w:p>
+        </w:tc>
+        <w:tc>
+          <w:tcPr>
+            <w:tcW w:w="0" w:type="auto"/>
+            <w:hideMark/>
+          </w:tcPr>
+          <w:p>
+            <w:pPr>
+              <w:spacing w:before="100" w:beforeAutospacing="1" w:after="100" w:afterAutospacing="1"/>
+              <w:rPr>
+                <w:rFonts w:ascii="Times New Roman" w:eastAsia="Times New Roman" w:hAnsi="Times New Roman" w:cs="Times New Roman"/>
+                <w:kern w:val="0"/>
+                <w14:ligatures w14:val="none"/>
+              </w:rPr>
+            </w:pPr>
+            <w:r>
+              <w:rPr>
+                <w:rFonts w:ascii="Times New Roman" w:eastAsia="Times New Roman" w:hAnsi="Times New Roman" w:cs="Times New Roman"/>
+                <w:kern w:val="0"/>
+                <w14:ligatures w14:val="none"/>
+              </w:rPr>
+              <w:t>number of rows</w:t>
+            </w:r>
+          </w:p>
+        </w:tc>
+      </w:tr>
+      <w:tr>
+        <w:tc>
+          <w:tcPr>
+            <w:tcW w:w="0" w:type="auto"/>
+            <w:hideMark/>
+          </w:tcPr>
+          <w:p>
+            <w:pPr>
+              <w:spacing w:before="100" w:beforeAutospacing="1" w:after="100" w:afterAutospacing="1"/>
+              <w:rPr>
+                <w:rFonts w:ascii="Times New Roman" w:eastAsia="Times New Roman" w:hAnsi="Times New Roman" w:cs="Times New Roman"/>
+                <w:kern w:val="0"/>
+                <w14:ligatures w14:val="none"/>
+              </w:rPr>
+            </w:pPr>
+            <w:r>
+              <w:rPr>
+                <w:rFonts w:ascii="Times New Roman" w:eastAsia="Times New Roman" w:hAnsi="Times New Roman" w:cs="Times New Roman"/>
+                <w:kern w:val="0"/>
+                <w14:ligatures w14:val="none"/>
+              </w:rPr>
+              <w:t>1</w:t>
+            </w:r>
+          </w:p>
+        </w:tc>
+        <w:tc>
+          <w:tcPr>
+            <w:tcW w:w="0" w:type="auto"/>
+            <w:hideMark/>
+          </w:tcPr>
+          <w:p>
+            <w:pPr>
+              <w:spacing w:before="100" w:beforeAutospacing="1" w:after="100" w:afterAutospacing="1"/>
+              <w:rPr>
+                <w:rFonts w:ascii="Times New Roman" w:eastAsia="Times New Roman" w:hAnsi="Times New Roman" w:cs="Times New Roman"/>
+                <w:kern w:val="0"/>
+                <w14:ligatures w14:val="none"/>
+              </w:rPr>
+            </w:pPr>
+            <w:r>
+              <w:rPr>
+                <w:rFonts w:ascii="Times New Roman" w:eastAsia="Times New Roman" w:hAnsi="Times New Roman" w:cs="Times New Roman"/>
+                <w:kern w:val="0"/>
+                <w14:ligatures w14:val="none"/>
+              </w:rPr>
+              <w:t>width</w:t>
+            </w:r>
+          </w:p>
+        </w:tc>
+        <w:tc>
+          <w:tcPr>
+            <w:tcW w:w="0" w:type="auto"/>
+            <w:hideMark/>
+          </w:tcPr>
+          <w:p>
+            <w:pPr>
+              <w:spacing w:before="100" w:beforeAutospacing="1" w:after="100" w:afterAutospacing="1"/>
+              <w:rPr>
+                <w:rFonts w:ascii="Times New Roman" w:eastAsia="Times New Roman" w:hAnsi="Times New Roman" w:cs="Times New Roman"/>
+                <w:kern w:val="0"/>
+                <w14:ligatures w14:val="none"/>
+              </w:rPr>
+            </w:pPr>
+            <w:r>
+              <w:rPr>
+                <w:rFonts w:ascii="Times New Roman" w:eastAsia="Times New Roman" w:hAnsi="Times New Roman" w:cs="Times New Roman"/>
+                <w:kern w:val="0"/>
+                <w14:ligatures w14:val="none"/>
+              </w:rPr>
+              <w:t>number of columns</w:t>
+            </w:r>
+          </w:p>
+        </w:tc>
+      </w:tr>
+      <w:tr>
+        <w:tc>
+          <w:tcPr>
+            <w:tcW w:w="0" w:type="auto"/>
+            <w:hideMark/>
+          </w:tcPr>
+          <w:p>
+            <w:pPr>
+              <w:spacing w:before="100" w:beforeAutospacing="1" w:after="100" w:afterAutospacing="1"/>
+              <w:rPr>
+                <w:rFonts w:ascii="Times New Roman" w:eastAsia="Times New Roman" w:hAnsi="Times New Roman" w:cs="Times New Roman"/>
+                <w:kern w:val="0"/>
+                <w14:ligatures w14:val="none"/>
+              </w:rPr>
+            </w:pPr>
+            <w:r>
+              <w:rPr>
+                <w:rFonts w:ascii="Times New Roman" w:eastAsia="Times New Roman" w:hAnsi="Times New Roman" w:cs="Times New Roman"/>
+                <w:kern w:val="0"/>
+                <w14:ligatures w14:val="none"/>
+              </w:rPr>
+              <w:t>2</w:t>
+            </w:r>
+          </w:p>
+        </w:tc>
+        <w:tc>
+          <w:tcPr>
+            <w:tcW w:w="0" w:type="auto"/>
+            <w:hideMark/>
+          </w:tcPr>
+          <w:p>
+            <w:pPr>
+              <w:spacing w:before="100" w:beforeAutospacing="1" w:after="100" w:afterAutospacing="1"/>
+              <w:rPr>
+                <w:rFonts w:ascii="Times New Roman" w:eastAsia="Times New Roman" w:hAnsi="Times New Roman" w:cs="Times New Roman"/>
+                <w:kern w:val="0"/>
+                <w14:ligatures w14:val="none"/>
+              </w:rPr>
+            </w:pPr>
+            <w:r>
+              <w:rPr>
+                <w:rFonts w:ascii="Times New Roman" w:eastAsia="Times New Roman" w:hAnsi="Times New Roman" w:cs="Times New Roman"/>
+                <w:kern w:val="0"/>
+                <w14:ligatures w14:val="none"/>
+              </w:rPr>
+              <w:t>channels</w:t>
+            </w:r>
+          </w:p>
+        </w:tc>
+        <w:tc>
+          <w:tcPr>
+            <w:tcW w:w="0" w:type="auto"/>
+            <w:hideMark/>
+          </w:tcPr>
+          <w:p>
+            <w:pPr>
+              <w:spacing w:before="100" w:beforeAutospacing="1" w:after="100" w:afterAutospacing="1"/>
+              <w:rPr>
+                <w:rFonts w:ascii="Times New Roman" w:eastAsia="Times New Roman" w:hAnsi="Times New Roman" w:cs="Times New Roman"/>
+                <w:kern w:val="0"/>
+                <w14:ligatures w14:val="none"/>
+              </w:rPr>
+            </w:pPr>
+            <w:r>
+              <w:rPr>
+                <w:rFonts w:ascii="Times New Roman" w:eastAsia="Times New Roman" w:hAnsi="Times New Roman" w:cs="Times New Roman"/>
+                <w:kern w:val="0"/>
+                <w14:ligatures w14:val="none"/>
+              </w:rPr>
+              <w:t>3 (R, G, B)</w:t>
+            </w:r>
+          </w:p>
+        </w:tc>
+      </w:tr>
+    </w:tbl>
+    <w:p>
+      <w:pPr>
+        <w:spacing w:before="100" w:beforeAutospacing="1" w:after="100" w:afterAutospacing="1" w:line="240" w:lineRule="auto"/>
+        <w:rPr>
+          <w:rFonts w:ascii="Times New Roman" w:eastAsia="Times New Roman" w:hAnsi="Times New Roman" w:cs="Times New Roman"/>
+          <w:kern w:val="0"/>
+          <w14:ligatures w14:val="none"/>
+        </w:rPr>
+      </w:pPr>
+      <w:r>
+        <w:rPr>
+          <w:rFonts w:ascii="Times New Roman" w:eastAsia="Times New Roman" w:hAnsi="Times New Roman" w:cs="Times New Roman"/>
+          <w:kern w:val="0"/>
+          <w14:ligatures w14:val="none"/>
+        </w:rPr>
+        <w:t>Batch of images – several images</w:t>
+      </w:r>
+    </w:p>
+    <w:p>
+      <w:pPr>
+        <w:spacing w:before="100" w:beforeAutospacing="1" w:after="100" w:afterAutospacing="1" w:line="240" w:lineRule="auto"/>
+        <w:rPr>
+          <w:rFonts w:ascii="Times New Roman" w:eastAsia="Times New Roman" w:hAnsi="Times New Roman" w:cs="Times New Roman"/>
+          <w:b/>
+          <w:bCs/>
+          <w:kern w:val="0"/>
+          <w14:ligatures w14:val="none"/>
+        </w:rPr>
+      </w:pPr>
+      <w:r>
+        <w:rPr>
+          <w:rFonts w:ascii="Times New Roman" w:eastAsia="Times New Roman" w:hAnsi="Times New Roman" w:cs="Times New Roman"/>
+          <w:b/>
+          <w:bCs/>
+          <w:kern w:val="0"/>
+          <w14:ligatures w14:val="none"/>
+        </w:rPr>
+        <w:t>if __name__ == "__main__":  # only runs when this script is executed directly</w:t>
+      </w:r>
+    </w:p>
+    <w:p>
+      <w:pPr>
+        <w:pStyle w:val="p1"/>
+      </w:pPr>
+      <w:r>
+        <w:rPr>
+          <w:b/>
+          <w:bCs/>
+        </w:rPr>
+        <w:t xml:space="preserve">class </w:t>
+      </w:r>
+      <w:proofErr w:type="spellStart"/>
+      <w:r>
+        <w:rPr>
+          <w:b/>
+          <w:bCs/>
+        </w:rPr>
+        <w:t>MathTests</w:t>
+      </w:r>
+      <w:proofErr w:type="spellEnd"/>
+      <w:r>
+        <w:rPr>
+          <w:b/>
+          <w:bCs/>
+        </w:rPr>
+        <w:t>(</w:t>
+      </w:r>
+      <w:proofErr w:type="spellStart"/>
+      <w:proofErr w:type="gramStart"/>
+      <w:r>
+        <w:rPr>
+          <w:b/>
+          <w:bCs/>
+        </w:rPr>
+        <w:t>unittest.TestCase</w:t>
+      </w:r>
+      <w:proofErr w:type="spellEnd"/>
+      <w:proofErr w:type="gramEnd"/>
+      <w:r>
+        <w:rPr>
+          <w:b/>
+          <w:bCs/>
+        </w:rPr>
+        <w:t>):</w:t>
+      </w:r>
+      <w:r>
+        <w:rPr>
+          <w:b/>
+          <w:bCs/>
+        </w:rPr>
+        <w:t xml:space="preserve"> #</w:t>
+      </w:r>
+      <w:r>
+        <w:rPr>
+          <w:rStyle w:val="s1"/>
+          <w:rFonts w:eastAsiaTheme="majorEastAsia"/>
+        </w:rPr>
+        <w:t xml:space="preserve">It means your class </w:t>
+      </w:r>
+      <w:proofErr w:type="spellStart"/>
+      <w:r>
+        <w:rPr>
+          <w:rStyle w:val="s2"/>
+          <w:rFonts w:eastAsiaTheme="majorEastAsia"/>
+        </w:rPr>
+        <w:t>MathTests</w:t>
+      </w:r>
+      <w:proofErr w:type="spellEnd"/>
+      <w:r>
+        <w:rPr>
+          <w:rStyle w:val="s1"/>
+          <w:rFonts w:eastAsiaTheme="majorEastAsia"/>
+        </w:rPr>
+        <w:t xml:space="preserve"> </w:t>
+      </w:r>
+      <w:r>
+        <w:rPr>
+          <w:b/>
+          <w:bCs/>
+        </w:rPr>
+        <w:t xml:space="preserve">inherits from </w:t>
+      </w:r>
+      <w:proofErr w:type="spellStart"/>
+      <w:proofErr w:type="gramStart"/>
+      <w:r>
+        <w:rPr>
+          <w:b/>
+          <w:bCs/>
+        </w:rPr>
+        <w:t>unittest.TestCase</w:t>
+      </w:r>
+      <w:r>
+        <w:rPr>
+          <w:rStyle w:val="s1"/>
+          <w:rFonts w:eastAsiaTheme="majorEastAsia"/>
+        </w:rPr>
+        <w:t>.</w:t>
+      </w:r>
+      <w:r>
+        <w:rPr>
+          <w:b/>
+          <w:bCs/>
+        </w:rPr>
+        <w:t>Meaning</w:t>
+      </w:r>
+      <w:proofErr w:type="spellEnd"/>
+      <w:proofErr w:type="gramEnd"/>
+      <w:r>
+        <w:rPr>
+          <w:b/>
+          <w:bCs/>
+        </w:rPr>
+        <w:t xml:space="preserve"> of “inherits” </w:t>
+      </w:r>
+      <w:proofErr w:type="spellStart"/>
+      <w:proofErr w:type="gramStart"/>
+      <w:r>
+        <w:rPr>
+          <w:b/>
+          <w:bCs/>
+        </w:rPr>
+        <w:t>here:“</w:t>
+      </w:r>
+      <w:proofErr w:type="gramEnd"/>
+      <w:r>
+        <w:rPr>
+          <w:b/>
+          <w:bCs/>
+        </w:rPr>
+        <w:t>Gets</w:t>
+      </w:r>
+      <w:proofErr w:type="spellEnd"/>
+      <w:r>
+        <w:rPr>
+          <w:b/>
+          <w:bCs/>
+        </w:rPr>
+        <w:t xml:space="preserve"> all the methods and attributes of the parent class.”</w:t>
+      </w:r>
+    </w:p>
+    <w:p>
+      <w:pPr>
+        <w:spacing w:before="100" w:beforeAutospacing="1" w:after="100" w:afterAutospacing="1" w:line="240" w:lineRule="auto"/>
+        <w:rPr>
+          <w:rFonts w:ascii="Times New Roman" w:eastAsia="Times New Roman" w:hAnsi="Times New Roman" w:cs="Times New Roman"/>
+          <w:b/>
+          <w:bCs/>
+          <w:kern w:val="0"/>
+          <w14:ligatures w14:val="none"/>
+        </w:rPr>
+      </w:pPr>
+    </w:p>
     <w:sectPr>
       <w:pgSz w:w="12240" w:h="15840"/>
       <w:pgMar w:top="1440" w:right="1440" w:bottom="1440" w:left="1440" w:header="720" w:footer="720" w:gutter="0"/>
@@ -256,8 +1634,124 @@
       </w:rPr>
     </w:lvl>
   </w:abstractNum>
+  <w:abstractNum w:abstractNumId="1" w15:restartNumberingAfterBreak="0">
+    <w:nsid w:val="6B3F10F1"/>
+    <w:multiLevelType w:val="multilevel"/>
+    <w:tmpl w:val="5E9ABFB2"/>
+    <w:lvl w:ilvl="0">
+      <w:start w:val="1"/>
+      <w:numFmt w:val="decimal"/>
+      <w:lvlText w:val="%1."/>
+      <w:lvlJc w:val="left"/>
+      <w:pPr>
+        <w:tabs>
+          <w:tab w:val="num" w:pos="720"/>
+        </w:tabs>
+        <w:ind w:left="720" w:hanging="360"/>
+      </w:pPr>
+    </w:lvl>
+    <w:lvl w:ilvl="1" w:tentative="1">
+      <w:start w:val="1"/>
+      <w:numFmt w:val="decimal"/>
+      <w:lvlText w:val="%2."/>
+      <w:lvlJc w:val="left"/>
+      <w:pPr>
+        <w:tabs>
+          <w:tab w:val="num" w:pos="1440"/>
+        </w:tabs>
+        <w:ind w:left="1440" w:hanging="360"/>
+      </w:pPr>
+    </w:lvl>
+    <w:lvl w:ilvl="2" w:tentative="1">
+      <w:start w:val="1"/>
+      <w:numFmt w:val="decimal"/>
+      <w:lvlText w:val="%3."/>
+      <w:lvlJc w:val="left"/>
+      <w:pPr>
+        <w:tabs>
+          <w:tab w:val="num" w:pos="2160"/>
+        </w:tabs>
+        <w:ind w:left="2160" w:hanging="360"/>
+      </w:pPr>
+    </w:lvl>
+    <w:lvl w:ilvl="3" w:tentative="1">
+      <w:start w:val="1"/>
+      <w:numFmt w:val="decimal"/>
+      <w:lvlText w:val="%4."/>
+      <w:lvlJc w:val="left"/>
+      <w:pPr>
+        <w:tabs>
+          <w:tab w:val="num" w:pos="2880"/>
+        </w:tabs>
+        <w:ind w:left="2880" w:hanging="360"/>
+      </w:pPr>
+    </w:lvl>
+    <w:lvl w:ilvl="4" w:tentative="1">
+      <w:start w:val="1"/>
+      <w:numFmt w:val="decimal"/>
+      <w:lvlText w:val="%5."/>
+      <w:lvlJc w:val="left"/>
+      <w:pPr>
+        <w:tabs>
+          <w:tab w:val="num" w:pos="3600"/>
+        </w:tabs>
+        <w:ind w:left="3600" w:hanging="360"/>
+      </w:pPr>
+    </w:lvl>
+    <w:lvl w:ilvl="5" w:tentative="1">
+      <w:start w:val="1"/>
+      <w:numFmt w:val="decimal"/>
+      <w:lvlText w:val="%6."/>
+      <w:lvlJc w:val="left"/>
+      <w:pPr>
+        <w:tabs>
+          <w:tab w:val="num" w:pos="4320"/>
+        </w:tabs>
+        <w:ind w:left="4320" w:hanging="360"/>
+      </w:pPr>
+    </w:lvl>
+    <w:lvl w:ilvl="6" w:tentative="1">
+      <w:start w:val="1"/>
+      <w:numFmt w:val="decimal"/>
+      <w:lvlText w:val="%7."/>
+      <w:lvlJc w:val="left"/>
+      <w:pPr>
+        <w:tabs>
+          <w:tab w:val="num" w:pos="5040"/>
+        </w:tabs>
+        <w:ind w:left="5040" w:hanging="360"/>
+      </w:pPr>
+    </w:lvl>
+    <w:lvl w:ilvl="7" w:tentative="1">
+      <w:start w:val="1"/>
+      <w:numFmt w:val="decimal"/>
+      <w:lvlText w:val="%8."/>
+      <w:lvlJc w:val="left"/>
+      <w:pPr>
+        <w:tabs>
+          <w:tab w:val="num" w:pos="5760"/>
+        </w:tabs>
+        <w:ind w:left="5760" w:hanging="360"/>
+      </w:pPr>
+    </w:lvl>
+    <w:lvl w:ilvl="8" w:tentative="1">
+      <w:start w:val="1"/>
+      <w:numFmt w:val="decimal"/>
+      <w:lvlText w:val="%9."/>
+      <w:lvlJc w:val="left"/>
+      <w:pPr>
+        <w:tabs>
+          <w:tab w:val="num" w:pos="6480"/>
+        </w:tabs>
+        <w:ind w:left="6480" w:hanging="360"/>
+      </w:pPr>
+    </w:lvl>
+  </w:abstractNum>
   <w:num w:numId="1" w16cid:durableId="1774671014">
     <w:abstractNumId w:val="0"/>
+  </w:num>
+  <w:num w:numId="2" w16cid:durableId="1155100224">
+    <w:abstractNumId w:val="1"/>
   </w:num>
 </w:numbering>
 </file>
@@ -1211,6 +2705,30 @@
       <w14:ligatures w14:val="none"/>
     </w:rPr>
   </w:style>
+  <w:style w:type="table" w:styleId="TableGridLight">
+    <w:name w:val="Grid Table Light"/>
+    <w:basedOn w:val="TableNormal"/>
+    <w:uiPriority w:val="40"/>
+    <w:rsid w:val="00E11499"/>
+    <w:pPr>
+      <w:spacing w:after="0" w:line="240" w:lineRule="auto"/>
+    </w:pPr>
+    <w:tblPr>
+      <w:tblBorders>
+        <w:top w:val="single" w:sz="4" w:space="0" w:color="BFBFBF" w:themeColor="background1" w:themeShade="BF"/>
+        <w:left w:val="single" w:sz="4" w:space="0" w:color="BFBFBF" w:themeColor="background1" w:themeShade="BF"/>
+        <w:bottom w:val="single" w:sz="4" w:space="0" w:color="BFBFBF" w:themeColor="background1" w:themeShade="BF"/>
+        <w:right w:val="single" w:sz="4" w:space="0" w:color="BFBFBF" w:themeColor="background1" w:themeShade="BF"/>
+        <w:insideH w:val="single" w:sz="4" w:space="0" w:color="BFBFBF" w:themeColor="background1" w:themeShade="BF"/>
+        <w:insideV w:val="single" w:sz="4" w:space="0" w:color="BFBFBF" w:themeColor="background1" w:themeShade="BF"/>
+      </w:tblBorders>
+    </w:tblPr>
+  </w:style>
+  <w:style w:type="character" w:customStyle="1" w:styleId="s2">
+    <w:name w:val="s2"/>
+    <w:basedOn w:val="DefaultParagraphFont"/>
+    <w:rsid w:val="00D22A0C"/>
+  </w:style>
 </w:styles>
 </file>
 

--- a/Notes.docx
+++ b/Notes.docx
@@ -1460,6 +1460,104 @@
         </w:rPr>
         <w:t xml:space="preserve"> all the methods and attributes of the parent class.”</w:t>
       </w:r>
+    </w:p>
+    <w:p>
+      <w:pPr>
+        <w:pStyle w:val="p1"/>
+      </w:pPr>
+      <w:r>
+        <w:t>verbose</w:t>
+      </w:r>
+      <w:r>
+        <w:rPr>
+          <w:rStyle w:val="s1"/>
+          <w:rFonts w:eastAsiaTheme="majorEastAsia"/>
+        </w:rPr>
+        <w:t xml:space="preserve"> = </w:t>
+      </w:r>
+      <w:r>
+        <w:rPr>
+          <w:rStyle w:val="s2"/>
+          <w:rFonts w:eastAsiaTheme="majorEastAsia"/>
+        </w:rPr>
+        <w:t>True</w:t>
+      </w:r>
+    </w:p>
+    <w:p>
+      <w:pPr>
+        <w:pStyle w:val="p1"/>
+      </w:pPr>
+      <w:r>
+        <w:rPr>
+          <w:rStyle w:val="s3"/>
+          <w:rFonts w:eastAsiaTheme="majorEastAsia"/>
+        </w:rPr>
+        <w:t>if</w:t>
+      </w:r>
+      <w:r>
+        <w:rPr>
+          <w:rStyle w:val="s1"/>
+          <w:rFonts w:eastAsiaTheme="majorEastAsia"/>
+        </w:rPr>
+        <w:t xml:space="preserve"> </w:t>
+      </w:r>
+      <w:r>
+        <w:t>verbose</w:t>
+      </w:r>
+      <w:r>
+        <w:rPr>
+          <w:rStyle w:val="s1"/>
+          <w:rFonts w:eastAsiaTheme="majorEastAsia"/>
+        </w:rPr>
+        <w:t>:</w:t>
+      </w:r>
+    </w:p>
+    <w:p>
+      <w:pPr>
+        <w:pStyle w:val="p3"/>
+        <w:rPr>
+          <w:rStyle w:val="s1"/>
+          <w:rFonts w:eastAsiaTheme="majorEastAsia"/>
+        </w:rPr>
+      </w:pPr>
+      <w:r>
+        <w:rPr>
+          <w:rStyle w:val="apple-converted-space"/>
+          <w:rFonts w:eastAsiaTheme="majorEastAsia"/>
+        </w:rPr>
+        <w:t xml:space="preserve">    </w:t>
+      </w:r>
+      <w:proofErr w:type="gramStart"/>
+      <w:r>
+        <w:rPr>
+          <w:rStyle w:val="s4"/>
+          <w:rFonts w:eastAsiaTheme="majorEastAsia"/>
+        </w:rPr>
+        <w:t>print</w:t>
+      </w:r>
+      <w:r>
+        <w:rPr>
+          <w:rStyle w:val="s1"/>
+          <w:rFonts w:eastAsiaTheme="majorEastAsia"/>
+        </w:rPr>
+        <w:t>(</w:t>
+      </w:r>
+      <w:proofErr w:type="gramEnd"/>
+      <w:r>
+        <w:t>"Starting process..."</w:t>
+      </w:r>
+      <w:r>
+        <w:rPr>
+          <w:rStyle w:val="s1"/>
+          <w:rFonts w:eastAsiaTheme="majorEastAsia"/>
+        </w:rPr>
+        <w:t>)</w:t>
+      </w:r>
+    </w:p>
+    <w:p>
+      <w:pPr>
+        <w:pStyle w:val="p3"/>
+      </w:pPr>
     </w:p>
     <w:p>
       <w:pPr>
@@ -2729,6 +2827,34 @@
     <w:basedOn w:val="DefaultParagraphFont"/>
     <w:rsid w:val="00D22A0C"/>
   </w:style>
+  <w:style w:type="character" w:customStyle="1" w:styleId="s3">
+    <w:name w:val="s3"/>
+    <w:basedOn w:val="DefaultParagraphFont"/>
+    <w:rsid w:val="00754D08"/>
+  </w:style>
+  <w:style w:type="paragraph" w:customStyle="1" w:styleId="p3">
+    <w:name w:val="p3"/>
+    <w:basedOn w:val="Normal"/>
+    <w:rsid w:val="00754D08"/>
+    <w:pPr>
+      <w:spacing w:before="100" w:beforeAutospacing="1" w:after="100" w:afterAutospacing="1" w:line="240" w:lineRule="auto"/>
+    </w:pPr>
+    <w:rPr>
+      <w:rFonts w:ascii="Times New Roman" w:eastAsia="Times New Roman" w:hAnsi="Times New Roman" w:cs="Times New Roman"/>
+      <w:kern w:val="0"/>
+      <w14:ligatures w14:val="none"/>
+    </w:rPr>
+  </w:style>
+  <w:style w:type="character" w:customStyle="1" w:styleId="apple-converted-space">
+    <w:name w:val="apple-converted-space"/>
+    <w:basedOn w:val="DefaultParagraphFont"/>
+    <w:rsid w:val="00754D08"/>
+  </w:style>
+  <w:style w:type="character" w:customStyle="1" w:styleId="s4">
+    <w:name w:val="s4"/>
+    <w:basedOn w:val="DefaultParagraphFont"/>
+    <w:rsid w:val="00754D08"/>
+  </w:style>
 </w:styles>
 </file>
 
